--- a/spec_order_detail_vi.docx
+++ b/spec_order_detail_vi.docx
@@ -3821,7 +3821,7 @@
                 <w:sz w:val="19"/>
                 <w:szCs w:val="19"/>
               </w:rPr>
-              <w:t xml:space="preserve">「追加の返品登録」(màu đỏ cam, outline)</w:t>
+              <w:t xml:space="preserve">「追加の返品登録」(màu xám, outline)</w:t>
             </w:r>
           </w:p>
         </w:tc>
@@ -4450,7 +4450,7 @@
                 <w:sz w:val="19"/>
                 <w:szCs w:val="19"/>
               </w:rPr>
-              <w:t xml:space="preserve">「追加の返品登録」(màu đỏ cam, outline)</w:t>
+              <w:t xml:space="preserve">「追加の返品登録」(màu xám, outline)</w:t>
             </w:r>
           </w:p>
         </w:tc>
@@ -8272,7 +8272,7 @@
                 <w:sz w:val="19"/>
                 <w:szCs w:val="19"/>
               </w:rPr>
-              <w:t xml:space="preserve">Button Trái (đỏ cam, outline)</w:t>
+              <w:t xml:space="preserve">Button Trái (xám, outline)</w:t>
             </w:r>
           </w:p>
         </w:tc>
@@ -9196,7 +9196,7 @@
                 <w:sz w:val="19"/>
                 <w:szCs w:val="19"/>
               </w:rPr>
-              <w:t xml:space="preserve">fa-circle-xmark (màu xám #999)</w:t>
+              <w:t xml:space="preserve">fa-circle-xmark (màu đỏ #e74c3c)</w:t>
             </w:r>
           </w:p>
         </w:tc>
@@ -9566,7 +9566,7 @@
                 <w:sz w:val="19"/>
                 <w:szCs w:val="19"/>
               </w:rPr>
-              <w:t xml:space="preserve">màu xám #ccc</w:t>
+              <w:t xml:space="preserve">màu đỏ (accent-danger, #e74c3c)</w:t>
             </w:r>
           </w:p>
         </w:tc>
